--- a/tpi/docx/017.content.docx
+++ b/tpi/docx/017.content.docx
@@ -218,36 +218,24 @@
         </w:rPr>
         <w:t xml:space="preserve"> em i nem we ol manmeri insait long </w:t>
       </w:r>
-      <w:hyperlink r:id="rId13">
-        <w:r>
-          <w:rPr>
-            <w:lang w:val="png_PG" w:bidi="png_PG"/>
-          </w:rPr>
-          <w:rPr>
-            <w:color w:val="0000EE"/>
-            <w:u w:val="single"/>
-          </w:rPr>
-          <w:t>Israel</w:t>
-        </w:r>
-      </w:hyperlink>
+      <w:r>
+        <w:rPr>
+          <w:lang w:val="png_PG" w:bidi="png_PG"/>
+        </w:rPr>
+        <w:t>Israel</w:t>
+      </w:r>
       <w:r>
         <w:rPr>
           <w:lang w:val="png_PG" w:bidi="png_PG"/>
         </w:rPr>
         <w:t xml:space="preserve"> i givim long wanpela </w:t>
       </w:r>
-      <w:hyperlink r:id="rId14">
-        <w:r>
-          <w:rPr>
-            <w:lang w:val="png_PG" w:bidi="png_PG"/>
-          </w:rPr>
-          <w:rPr>
-            <w:color w:val="0000EE"/>
-            <w:u w:val="single"/>
-          </w:rPr>
-          <w:t>tisa</w:t>
-        </w:r>
-      </w:hyperlink>
+      <w:r>
+        <w:rPr>
+          <w:lang w:val="png_PG" w:bidi="png_PG"/>
+        </w:rPr>
+        <w:t>tisa</w:t>
+      </w:r>
       <w:r>
         <w:rPr>
           <w:lang w:val="png_PG" w:bidi="png_PG"/>
@@ -331,18 +319,12 @@
         </w:rPr>
         <w:t xml:space="preserve">Taim wanpela man o meri em i wanpela kalabus, o wanpela </w:t>
       </w:r>
-      <w:hyperlink r:id="rId15">
-        <w:r>
-          <w:rPr>
-            <w:lang w:val="png_PG" w:bidi="png_PG"/>
-          </w:rPr>
-          <w:rPr>
-            <w:color w:val="0000EE"/>
-            <w:u w:val="single"/>
-          </w:rPr>
-          <w:t>sleiv</w:t>
-        </w:r>
-      </w:hyperlink>
+      <w:r>
+        <w:rPr>
+          <w:lang w:val="png_PG" w:bidi="png_PG"/>
+        </w:rPr>
+        <w:t>sleiv</w:t>
+      </w:r>
       <w:r>
         <w:rPr>
           <w:lang w:val="png_PG" w:bidi="png_PG"/>
@@ -376,18 +358,12 @@
         </w:rPr>
         <w:t xml:space="preserve">Baibel i tok olsem Jisas em i givim laip bilong em olsem wanpela rensom long ol manmeri. Dispela em i min olsem ol manmeri i olsem ol kalabus o sleiv, na Jisas i bin baim samting long mekim ol i kamap fri. Jisas i no baim ol manmeri na mekim ol i kamap fri wantaim mani, tasol em i baim ol wantaim laip bilong em yet, we i gat bikpela velyu moa long mani. Dai bilong Jisas em i prais we Jisas i bin baim long mekim ol manmeri i kamap fri long </w:t>
       </w:r>
-      <w:hyperlink r:id="rId16">
-        <w:r>
-          <w:rPr>
-            <w:lang w:val="png_PG" w:bidi="png_PG"/>
-          </w:rPr>
-          <w:rPr>
-            <w:color w:val="0000EE"/>
-            <w:u w:val="single"/>
-          </w:rPr>
-          <w:t>sin</w:t>
-        </w:r>
-      </w:hyperlink>
+      <w:r>
+        <w:rPr>
+          <w:lang w:val="png_PG" w:bidi="png_PG"/>
+        </w:rPr>
+        <w:t>sin</w:t>
+      </w:r>
       <w:r>
         <w:rPr>
           <w:lang w:val="png_PG" w:bidi="png_PG"/>
@@ -504,18 +480,13 @@
         </w:rPr>
         <w:t xml:space="preserve">Wanpela eksampel bilong ridemsen em bilong wanpela turangu famili husat i mas salim graun bilong ol bikos long sampela risen. God i bin mekim wanpela rul olsem graun insait long </w:t>
       </w:r>
-      <w:hyperlink r:id="rId13">
-        <w:r>
-          <w:rPr>
-            <w:lang w:val="png_PG" w:bidi="png_PG"/>
-          </w:rPr>
-          <w:rPr>
-            <w:color w:val="0000EE"/>
-            <w:u w:val="single"/>
-          </w:rPr>
-          <w:t>Israel</w:t>
-        </w:r>
-      </w:hyperlink>
+      <w:r>
+        <w:rPr>
+          <w:b/>
+          <w:lang w:val="png_PG" w:bidi="png_PG"/>
+        </w:rPr>
+        <w:t>Israel</w:t>
+      </w:r>
       <w:r>
         <w:rPr>
           <w:lang w:val="png_PG" w:bidi="png_PG"/>
@@ -576,18 +547,13 @@
         </w:rPr>
         <w:t xml:space="preserve">Insait long Nupela Testamen, yumi lainim olsem God i bin ridimim yumi, o mekim yumi i kamap fri, long pasin bilong stap olsem sleiv bilong </w:t>
       </w:r>
-      <w:hyperlink r:id="rId16">
-        <w:r>
-          <w:rPr>
-            <w:lang w:val="png_PG" w:bidi="png_PG"/>
-          </w:rPr>
-          <w:rPr>
-            <w:color w:val="0000EE"/>
-            <w:u w:val="single"/>
-          </w:rPr>
-          <w:t>sin</w:t>
-        </w:r>
-      </w:hyperlink>
+      <w:r>
+        <w:rPr>
+          <w:b/>
+          <w:lang w:val="png_PG" w:bidi="png_PG"/>
+        </w:rPr>
+        <w:t>sin</w:t>
+      </w:r>
       <w:r>
         <w:rPr>
           <w:lang w:val="png_PG" w:bidi="png_PG"/>
@@ -671,7 +637,6 @@
       </w:r>
       <w:r>
         <w:rPr>
-          <w:b/>
           <w:lang w:val="png_PG" w:bidi="png_PG"/>
         </w:rPr>
         <w:t>sin</w:t>
@@ -684,7 +649,6 @@
       </w:r>
       <w:r>
         <w:rPr>
-          <w:b/>
           <w:lang w:val="png_PG" w:bidi="png_PG"/>
         </w:rPr>
         <w:t>fogivim</w:t>
@@ -812,18 +776,12 @@
         </w:rPr>
         <w:t xml:space="preserve">. Jisas i kamap laip gen olsem wanpela man-we i gat bodi! Em i no wanpela </w:t>
       </w:r>
-      <w:hyperlink r:id="rId17">
-        <w:r>
-          <w:rPr>
-            <w:lang w:val="png_PG" w:bidi="png_PG"/>
-          </w:rPr>
-          <w:rPr>
-            <w:color w:val="0000EE"/>
-            <w:u w:val="single"/>
-          </w:rPr>
-          <w:t>spirit</w:t>
-        </w:r>
-      </w:hyperlink>
+      <w:r>
+        <w:rPr>
+          <w:lang w:val="png_PG" w:bidi="png_PG"/>
+        </w:rPr>
+        <w:t>spirit</w:t>
+      </w:r>
       <w:r>
         <w:rPr>
           <w:lang w:val="png_PG" w:bidi="png_PG"/>
@@ -832,7 +790,6 @@
       </w:r>
       <w:r>
         <w:rPr>
-          <w:b/>
           <w:lang w:val="png_PG" w:bidi="png_PG"/>
         </w:rPr>
         <w:t>disaipel</w:t>
@@ -857,18 +814,12 @@
         </w:rPr>
         <w:t xml:space="preserve">Taim Jisas bai kam bek long bosim olgeta samting olsem </w:t>
       </w:r>
-      <w:hyperlink r:id="rId18">
-        <w:r>
-          <w:rPr>
-            <w:lang w:val="png_PG" w:bidi="png_PG"/>
-          </w:rPr>
-          <w:rPr>
-            <w:color w:val="0000EE"/>
-            <w:u w:val="single"/>
-          </w:rPr>
-          <w:t>king</w:t>
-        </w:r>
-      </w:hyperlink>
+      <w:r>
+        <w:rPr>
+          <w:lang w:val="png_PG" w:bidi="png_PG"/>
+        </w:rPr>
+        <w:t>king</w:t>
+      </w:r>
       <w:r>
         <w:rPr>
           <w:lang w:val="png_PG" w:bidi="png_PG"/>
@@ -877,7 +828,6 @@
       </w:r>
       <w:r>
         <w:rPr>
-          <w:b/>
           <w:lang w:val="png_PG" w:bidi="png_PG"/>
         </w:rPr>
         <w:t>ol biliva</w:t>
@@ -1030,18 +980,13 @@
         </w:rPr>
         <w:t xml:space="preserve">Taim </w:t>
       </w:r>
-      <w:hyperlink r:id="rId19">
-        <w:r>
-          <w:rPr>
-            <w:lang w:val="png_PG" w:bidi="png_PG"/>
-          </w:rPr>
-          <w:rPr>
-            <w:color w:val="0000EE"/>
-            <w:u w:val="single"/>
-          </w:rPr>
-          <w:t>Abraham</w:t>
-        </w:r>
-      </w:hyperlink>
+      <w:r>
+        <w:rPr>
+          <w:b/>
+          <w:lang w:val="png_PG" w:bidi="png_PG"/>
+        </w:rPr>
+        <w:t>Abraham</w:t>
+      </w:r>
       <w:r>
         <w:rPr>
           <w:lang w:val="png_PG" w:bidi="png_PG"/>
@@ -1166,18 +1111,12 @@
         </w:rPr>
         <w:t xml:space="preserve">Wanpela </w:t>
       </w:r>
-      <w:hyperlink r:id="rId20">
-        <w:r>
-          <w:rPr>
-            <w:lang w:val="png_PG" w:bidi="png_PG"/>
-          </w:rPr>
-          <w:rPr>
-            <w:color w:val="0000EE"/>
-            <w:u w:val="single"/>
-          </w:rPr>
-          <w:t>klouk</w:t>
-        </w:r>
-      </w:hyperlink>
+      <w:r>
+        <w:rPr>
+          <w:lang w:val="png_PG" w:bidi="png_PG"/>
+        </w:rPr>
+        <w:t>klouk</w:t>
+      </w:r>
       <w:r>
         <w:rPr>
           <w:lang w:val="png_PG" w:bidi="png_PG"/>
